--- a/Knowledge/3-Work knowledge/1-Software Engineering/2-Testing/5-My Source/1-ISTQB Foundation Level/4-Dynamic Testing/2-Types of System Testing/3-Non-functional Testing.docx
+++ b/Knowledge/3-Work knowledge/1-Software Engineering/2-Testing/5-My Source/1-ISTQB Foundation Level/4-Dynamic Testing/2-Types of System Testing/3-Non-functional Testing.docx
@@ -38,51 +38,77 @@
       </w:pPr>
       <w:r>
         <w:rPr>
-          <w:b/>
-          <w:shd w:val="clear" w:color="auto" w:fill="B7B7B7"/>
-        </w:rPr>
-        <w:t># Source</w:t>
-      </w:r>
-      <w:r>
-        <w:rPr>
-          <w:shd w:val="clear" w:color="auto" w:fill="B7B7B7"/>
-        </w:rPr>
-        <w:t xml:space="preserve">: </w:t>
-      </w:r>
-      <w:r>
-        <w:rPr>
-          <w:b/>
-          <w:shd w:val="clear" w:color="auto" w:fill="B7B7B7"/>
-        </w:rPr>
-        <w:t xml:space="preserve">Chatgpt </w:t>
-      </w:r>
-      <w:r>
-        <w:rPr>
-          <w:b/>
-          <w:sz w:val="14"/>
-          <w:szCs w:val="14"/>
-          <w:shd w:val="clear" w:color="auto" w:fill="B7B7B7"/>
-        </w:rPr>
-        <w:t>(GPT</w:t>
-      </w:r>
-      <w:r>
-        <w:rPr>
-          <w:rFonts w:ascii="Cambria Math" w:hAnsi="Cambria Math" w:cs="Cambria Math"/>
-          <w:b/>
-          <w:sz w:val="14"/>
-          <w:szCs w:val="14"/>
-          <w:shd w:val="clear" w:color="auto" w:fill="B7B7B7"/>
+          <w:rFonts w:ascii="Arial" w:eastAsia="Arial" w:hAnsi="Arial" w:cs="Arial"/>
+          <w:b/>
+          <w:color w:val="000000"/>
+          <w:sz w:val="18"/>
+          <w:highlight w:val="lightGray"/>
+        </w:rPr>
+        <w:t># Source: AI Source: Provided by: [Data Path</w:t>
+      </w:r>
+      <w:r>
+        <w:rPr>
+          <w:rFonts w:ascii="Arial" w:eastAsia="Arial" w:hAnsi="Arial" w:cs="Arial"/>
+          <w:color w:val="000000"/>
+          <w:sz w:val="18"/>
+          <w:highlight w:val="lightGray"/>
+        </w:rPr>
+        <w:t xml:space="preserve">: Persons Table -&gt; ID Column: 1, Name_En Column: Motasem Essam] -&gt; </w:t>
+      </w:r>
+      <w:r>
+        <w:rPr>
+          <w:rFonts w:ascii="Arial" w:eastAsia="Arial" w:hAnsi="Arial" w:cs="Arial"/>
+          <w:b/>
+          <w:color w:val="000000"/>
+          <w:sz w:val="18"/>
+          <w:highlight w:val="lightGray"/>
+        </w:rPr>
+        <w:t>From:</w:t>
+      </w:r>
+      <w:r>
+        <w:rPr>
+          <w:rFonts w:ascii="Arial" w:eastAsia="Arial" w:hAnsi="Arial" w:cs="Arial"/>
+          <w:color w:val="000000"/>
+          <w:sz w:val="18"/>
+          <w:highlight w:val="lightGray"/>
+        </w:rPr>
+        <w:t xml:space="preserve"> [Chatgpt (GPT</w:t>
+      </w:r>
+      <w:r>
+        <w:rPr>
+          <w:rFonts w:ascii="Arial" w:eastAsia="Arial" w:hAnsi="Arial" w:cs="Cambria Math"/>
+          <w:color w:val="000000"/>
+          <w:sz w:val="18"/>
+          <w:highlight w:val="lightGray"/>
         </w:rPr>
         <w:t>‑</w:t>
       </w:r>
       <w:r>
         <w:rPr>
-          <w:b/>
-          <w:sz w:val="14"/>
-          <w:szCs w:val="14"/>
-          <w:shd w:val="clear" w:color="auto" w:fill="B7B7B7"/>
-        </w:rPr>
-        <w:t>5 Mini) at [8/22/2025]</w:t>
+          <w:rFonts w:ascii="Arial" w:eastAsia="Arial" w:hAnsi="Arial" w:cs="Arial"/>
+          <w:color w:val="000000"/>
+          <w:sz w:val="18"/>
+          <w:highlight w:val="lightGray"/>
+        </w:rPr>
+        <w:t xml:space="preserve">5 Mini)] </w:t>
+      </w:r>
+      <w:r>
+        <w:rPr>
+          <w:rFonts w:ascii="Arial" w:eastAsia="Arial" w:hAnsi="Arial" w:cs="Arial"/>
+          <w:b/>
+          <w:color w:val="000000"/>
+          <w:sz w:val="18"/>
+          <w:highlight w:val="lightGray"/>
+        </w:rPr>
+        <w:t>on</w:t>
+      </w:r>
+      <w:r>
+        <w:rPr>
+          <w:rFonts w:ascii="Arial" w:eastAsia="Arial" w:hAnsi="Arial"/>
+          <w:sz w:val="18"/>
+          <w:highlight w:val="lightGray"/>
+        </w:rPr>
+        <w:t xml:space="preserve"> [8/22/2025]</w:t>
       </w:r>
     </w:p>
     <w:p>
@@ -187,7 +213,7 @@
     </w:p>
     <w:p>
       <w:r>
-        <w:pict w14:anchorId="41A00EDF">
+        <w:pict w14:anchorId="399EE0F7">
           <v:rect id="_x0000_i1025" style="width:0;height:1.5pt" o:hralign="center" o:hrstd="t" o:hr="t" fillcolor="#a0a0a0" stroked="f"/>
         </w:pict>
       </w:r>
@@ -211,51 +237,77 @@
       </w:pPr>
       <w:r>
         <w:rPr>
-          <w:b/>
-          <w:shd w:val="clear" w:color="auto" w:fill="B7B7B7"/>
-        </w:rPr>
-        <w:t># Source</w:t>
-      </w:r>
-      <w:r>
-        <w:rPr>
-          <w:shd w:val="clear" w:color="auto" w:fill="B7B7B7"/>
-        </w:rPr>
-        <w:t xml:space="preserve">: </w:t>
-      </w:r>
-      <w:r>
-        <w:rPr>
-          <w:b/>
-          <w:shd w:val="clear" w:color="auto" w:fill="B7B7B7"/>
-        </w:rPr>
-        <w:t xml:space="preserve">Chatgpt </w:t>
-      </w:r>
-      <w:r>
-        <w:rPr>
-          <w:b/>
-          <w:sz w:val="14"/>
-          <w:szCs w:val="14"/>
-          <w:shd w:val="clear" w:color="auto" w:fill="B7B7B7"/>
-        </w:rPr>
-        <w:t>(GPT</w:t>
-      </w:r>
-      <w:r>
-        <w:rPr>
-          <w:rFonts w:ascii="Cambria Math" w:hAnsi="Cambria Math" w:cs="Cambria Math"/>
-          <w:b/>
-          <w:sz w:val="14"/>
-          <w:szCs w:val="14"/>
-          <w:shd w:val="clear" w:color="auto" w:fill="B7B7B7"/>
+          <w:rFonts w:ascii="Arial" w:eastAsia="Arial" w:hAnsi="Arial" w:cs="Arial"/>
+          <w:b/>
+          <w:color w:val="000000"/>
+          <w:sz w:val="18"/>
+          <w:highlight w:val="lightGray"/>
+        </w:rPr>
+        <w:t># Source: AI Source: Provided by: [Data Path</w:t>
+      </w:r>
+      <w:r>
+        <w:rPr>
+          <w:rFonts w:ascii="Arial" w:eastAsia="Arial" w:hAnsi="Arial" w:cs="Arial"/>
+          <w:color w:val="000000"/>
+          <w:sz w:val="18"/>
+          <w:highlight w:val="lightGray"/>
+        </w:rPr>
+        <w:t xml:space="preserve">: Persons Table -&gt; ID Column: 1, Name_En Column: Motasem Essam] -&gt; </w:t>
+      </w:r>
+      <w:r>
+        <w:rPr>
+          <w:rFonts w:ascii="Arial" w:eastAsia="Arial" w:hAnsi="Arial" w:cs="Arial"/>
+          <w:b/>
+          <w:color w:val="000000"/>
+          <w:sz w:val="18"/>
+          <w:highlight w:val="lightGray"/>
+        </w:rPr>
+        <w:t>From:</w:t>
+      </w:r>
+      <w:r>
+        <w:rPr>
+          <w:rFonts w:ascii="Arial" w:eastAsia="Arial" w:hAnsi="Arial" w:cs="Arial"/>
+          <w:color w:val="000000"/>
+          <w:sz w:val="18"/>
+          <w:highlight w:val="lightGray"/>
+        </w:rPr>
+        <w:t xml:space="preserve"> [Chatgpt (GPT</w:t>
+      </w:r>
+      <w:r>
+        <w:rPr>
+          <w:rFonts w:ascii="Arial" w:eastAsia="Arial" w:hAnsi="Arial" w:cs="Cambria Math"/>
+          <w:color w:val="000000"/>
+          <w:sz w:val="18"/>
+          <w:highlight w:val="lightGray"/>
         </w:rPr>
         <w:t>‑</w:t>
       </w:r>
       <w:r>
         <w:rPr>
-          <w:b/>
-          <w:sz w:val="14"/>
-          <w:szCs w:val="14"/>
-          <w:shd w:val="clear" w:color="auto" w:fill="B7B7B7"/>
-        </w:rPr>
-        <w:t>5 Mini) at [8/22/2025]</w:t>
+          <w:rFonts w:ascii="Arial" w:eastAsia="Arial" w:hAnsi="Arial" w:cs="Arial"/>
+          <w:color w:val="000000"/>
+          <w:sz w:val="18"/>
+          <w:highlight w:val="lightGray"/>
+        </w:rPr>
+        <w:t xml:space="preserve">5 Mini)] </w:t>
+      </w:r>
+      <w:r>
+        <w:rPr>
+          <w:rFonts w:ascii="Arial" w:eastAsia="Arial" w:hAnsi="Arial" w:cs="Arial"/>
+          <w:b/>
+          <w:color w:val="000000"/>
+          <w:sz w:val="18"/>
+          <w:highlight w:val="lightGray"/>
+        </w:rPr>
+        <w:t>on</w:t>
+      </w:r>
+      <w:r>
+        <w:rPr>
+          <w:rFonts w:ascii="Arial" w:eastAsia="Arial" w:hAnsi="Arial"/>
+          <w:sz w:val="18"/>
+          <w:highlight w:val="lightGray"/>
+        </w:rPr>
+        <w:t xml:space="preserve"> [8/22/2025]</w:t>
       </w:r>
     </w:p>
     <w:p>
@@ -264,7 +316,7 @@
           <w:ilvl w:val="0"/>
           <w:numId w:val="4"/>
         </w:numPr>
-        <w:spacing w:before="240"/>
+        <w:spacing w:before="240" w:after="0" w:line="276" w:lineRule="auto"/>
       </w:pPr>
       <w:r>
         <w:rPr>
@@ -298,6 +350,7 @@
           <w:ilvl w:val="0"/>
           <w:numId w:val="4"/>
         </w:numPr>
+        <w:spacing w:after="0" w:line="276" w:lineRule="auto"/>
       </w:pPr>
       <w:r>
         <w:rPr>
@@ -331,6 +384,7 @@
           <w:ilvl w:val="0"/>
           <w:numId w:val="4"/>
         </w:numPr>
+        <w:spacing w:after="0" w:line="276" w:lineRule="auto"/>
       </w:pPr>
       <w:r>
         <w:rPr>
@@ -364,7 +418,7 @@
           <w:ilvl w:val="0"/>
           <w:numId w:val="4"/>
         </w:numPr>
-        <w:spacing w:after="240"/>
+        <w:spacing w:after="240" w:line="276" w:lineRule="auto"/>
       </w:pPr>
       <w:r>
         <w:rPr>
@@ -394,7 +448,7 @@
     </w:p>
     <w:p>
       <w:r>
-        <w:pict w14:anchorId="34675409">
+        <w:pict w14:anchorId="1F294969">
           <v:rect id="_x0000_i1026" style="width:0;height:1.5pt" o:hralign="center" o:hrstd="t" o:hr="t" fillcolor="#a0a0a0" stroked="f"/>
         </w:pict>
       </w:r>
@@ -418,51 +472,77 @@
       </w:pPr>
       <w:r>
         <w:rPr>
-          <w:b/>
-          <w:shd w:val="clear" w:color="auto" w:fill="B7B7B7"/>
-        </w:rPr>
-        <w:t># Source</w:t>
-      </w:r>
-      <w:r>
-        <w:rPr>
-          <w:shd w:val="clear" w:color="auto" w:fill="B7B7B7"/>
-        </w:rPr>
-        <w:t xml:space="preserve">: </w:t>
-      </w:r>
-      <w:r>
-        <w:rPr>
-          <w:b/>
-          <w:shd w:val="clear" w:color="auto" w:fill="B7B7B7"/>
-        </w:rPr>
-        <w:t xml:space="preserve">Chatgpt </w:t>
-      </w:r>
-      <w:r>
-        <w:rPr>
-          <w:b/>
-          <w:sz w:val="14"/>
-          <w:szCs w:val="14"/>
-          <w:shd w:val="clear" w:color="auto" w:fill="B7B7B7"/>
-        </w:rPr>
-        <w:t>(GPT</w:t>
-      </w:r>
-      <w:r>
-        <w:rPr>
-          <w:rFonts w:ascii="Cambria Math" w:hAnsi="Cambria Math" w:cs="Cambria Math"/>
-          <w:b/>
-          <w:sz w:val="14"/>
-          <w:szCs w:val="14"/>
-          <w:shd w:val="clear" w:color="auto" w:fill="B7B7B7"/>
+          <w:rFonts w:ascii="Arial" w:eastAsia="Arial" w:hAnsi="Arial" w:cs="Arial"/>
+          <w:b/>
+          <w:color w:val="000000"/>
+          <w:sz w:val="18"/>
+          <w:highlight w:val="lightGray"/>
+        </w:rPr>
+        <w:t># Source: AI Source: Provided by: [Data Path</w:t>
+      </w:r>
+      <w:r>
+        <w:rPr>
+          <w:rFonts w:ascii="Arial" w:eastAsia="Arial" w:hAnsi="Arial" w:cs="Arial"/>
+          <w:color w:val="000000"/>
+          <w:sz w:val="18"/>
+          <w:highlight w:val="lightGray"/>
+        </w:rPr>
+        <w:t xml:space="preserve">: Persons Table -&gt; ID Column: 1, Name_En Column: Motasem Essam] -&gt; </w:t>
+      </w:r>
+      <w:r>
+        <w:rPr>
+          <w:rFonts w:ascii="Arial" w:eastAsia="Arial" w:hAnsi="Arial" w:cs="Arial"/>
+          <w:b/>
+          <w:color w:val="000000"/>
+          <w:sz w:val="18"/>
+          <w:highlight w:val="lightGray"/>
+        </w:rPr>
+        <w:t>From:</w:t>
+      </w:r>
+      <w:r>
+        <w:rPr>
+          <w:rFonts w:ascii="Arial" w:eastAsia="Arial" w:hAnsi="Arial" w:cs="Arial"/>
+          <w:color w:val="000000"/>
+          <w:sz w:val="18"/>
+          <w:highlight w:val="lightGray"/>
+        </w:rPr>
+        <w:t xml:space="preserve"> [Chatgpt (GPT</w:t>
+      </w:r>
+      <w:r>
+        <w:rPr>
+          <w:rFonts w:ascii="Arial" w:eastAsia="Arial" w:hAnsi="Arial" w:cs="Cambria Math"/>
+          <w:color w:val="000000"/>
+          <w:sz w:val="18"/>
+          <w:highlight w:val="lightGray"/>
         </w:rPr>
         <w:t>‑</w:t>
       </w:r>
       <w:r>
         <w:rPr>
-          <w:b/>
-          <w:sz w:val="14"/>
-          <w:szCs w:val="14"/>
-          <w:shd w:val="clear" w:color="auto" w:fill="B7B7B7"/>
-        </w:rPr>
-        <w:t>5 Mini) at [8/22/2025]</w:t>
+          <w:rFonts w:ascii="Arial" w:eastAsia="Arial" w:hAnsi="Arial" w:cs="Arial"/>
+          <w:color w:val="000000"/>
+          <w:sz w:val="18"/>
+          <w:highlight w:val="lightGray"/>
+        </w:rPr>
+        <w:t xml:space="preserve">5 Mini)] </w:t>
+      </w:r>
+      <w:r>
+        <w:rPr>
+          <w:rFonts w:ascii="Arial" w:eastAsia="Arial" w:hAnsi="Arial" w:cs="Arial"/>
+          <w:b/>
+          <w:color w:val="000000"/>
+          <w:sz w:val="18"/>
+          <w:highlight w:val="lightGray"/>
+        </w:rPr>
+        <w:t>on</w:t>
+      </w:r>
+      <w:r>
+        <w:rPr>
+          <w:rFonts w:ascii="Arial" w:eastAsia="Arial" w:hAnsi="Arial"/>
+          <w:sz w:val="18"/>
+          <w:highlight w:val="lightGray"/>
+        </w:rPr>
+        <w:t xml:space="preserve"> [8/22/2025]</w:t>
       </w:r>
     </w:p>
     <w:p>
@@ -471,7 +551,7 @@
           <w:ilvl w:val="0"/>
           <w:numId w:val="5"/>
         </w:numPr>
-        <w:spacing w:before="240"/>
+        <w:spacing w:before="240" w:after="0" w:line="276" w:lineRule="auto"/>
       </w:pPr>
       <w:r>
         <w:rPr>
@@ -505,12 +585,12 @@
           <w:ilvl w:val="0"/>
           <w:numId w:val="5"/>
         </w:numPr>
-      </w:pPr>
-      <w:r>
-        <w:rPr>
-          <w:rFonts w:ascii="Roboto Mono" w:eastAsia="Roboto Mono" w:hAnsi="Roboto Mono" w:cs="Roboto Mono"/>
-        </w:rPr>
-        <w:lastRenderedPageBreak/>
+        <w:spacing w:after="0" w:line="276" w:lineRule="auto"/>
+      </w:pPr>
+      <w:r>
+        <w:rPr>
+          <w:rFonts w:ascii="Roboto Mono" w:eastAsia="Roboto Mono" w:hAnsi="Roboto Mono" w:cs="Roboto Mono"/>
+        </w:rPr>
         <w:t xml:space="preserve">Ensure the product is </w:t>
       </w:r>
       <w:r>
@@ -539,7 +619,7 @@
           <w:ilvl w:val="0"/>
           <w:numId w:val="5"/>
         </w:numPr>
-        <w:spacing w:after="240"/>
+        <w:spacing w:after="240" w:line="276" w:lineRule="auto"/>
       </w:pPr>
       <w:r>
         <w:rPr>
@@ -582,7 +662,7 @@
     </w:p>
     <w:p>
       <w:r>
-        <w:pict w14:anchorId="7B0F9AA2">
+        <w:pict w14:anchorId="0DF20748">
           <v:rect id="_x0000_i1027" style="width:0;height:1.5pt" o:hralign="center" o:hrstd="t" o:hr="t" fillcolor="#a0a0a0" stroked="f"/>
         </w:pict>
       </w:r>
@@ -606,51 +686,77 @@
       </w:pPr>
       <w:r>
         <w:rPr>
-          <w:b/>
-          <w:shd w:val="clear" w:color="auto" w:fill="B7B7B7"/>
-        </w:rPr>
-        <w:t># Source</w:t>
-      </w:r>
-      <w:r>
-        <w:rPr>
-          <w:shd w:val="clear" w:color="auto" w:fill="B7B7B7"/>
-        </w:rPr>
-        <w:t xml:space="preserve">: </w:t>
-      </w:r>
-      <w:r>
-        <w:rPr>
-          <w:b/>
-          <w:shd w:val="clear" w:color="auto" w:fill="B7B7B7"/>
-        </w:rPr>
-        <w:t xml:space="preserve">Chatgpt </w:t>
-      </w:r>
-      <w:r>
-        <w:rPr>
-          <w:b/>
-          <w:sz w:val="14"/>
-          <w:szCs w:val="14"/>
-          <w:shd w:val="clear" w:color="auto" w:fill="B7B7B7"/>
-        </w:rPr>
-        <w:t>(GPT</w:t>
-      </w:r>
-      <w:r>
-        <w:rPr>
-          <w:rFonts w:ascii="Cambria Math" w:hAnsi="Cambria Math" w:cs="Cambria Math"/>
-          <w:b/>
-          <w:sz w:val="14"/>
-          <w:szCs w:val="14"/>
-          <w:shd w:val="clear" w:color="auto" w:fill="B7B7B7"/>
+          <w:rFonts w:ascii="Arial" w:eastAsia="Arial" w:hAnsi="Arial" w:cs="Arial"/>
+          <w:b/>
+          <w:color w:val="000000"/>
+          <w:sz w:val="18"/>
+          <w:highlight w:val="lightGray"/>
+        </w:rPr>
+        <w:t># Source: AI Source: Provided by: [Data Path</w:t>
+      </w:r>
+      <w:r>
+        <w:rPr>
+          <w:rFonts w:ascii="Arial" w:eastAsia="Arial" w:hAnsi="Arial" w:cs="Arial"/>
+          <w:color w:val="000000"/>
+          <w:sz w:val="18"/>
+          <w:highlight w:val="lightGray"/>
+        </w:rPr>
+        <w:t xml:space="preserve">: Persons Table -&gt; ID Column: 1, Name_En Column: Motasem Essam] -&gt; </w:t>
+      </w:r>
+      <w:r>
+        <w:rPr>
+          <w:rFonts w:ascii="Arial" w:eastAsia="Arial" w:hAnsi="Arial" w:cs="Arial"/>
+          <w:b/>
+          <w:color w:val="000000"/>
+          <w:sz w:val="18"/>
+          <w:highlight w:val="lightGray"/>
+        </w:rPr>
+        <w:t>From:</w:t>
+      </w:r>
+      <w:r>
+        <w:rPr>
+          <w:rFonts w:ascii="Arial" w:eastAsia="Arial" w:hAnsi="Arial" w:cs="Arial"/>
+          <w:color w:val="000000"/>
+          <w:sz w:val="18"/>
+          <w:highlight w:val="lightGray"/>
+        </w:rPr>
+        <w:t xml:space="preserve"> [Chatgpt (GPT</w:t>
+      </w:r>
+      <w:r>
+        <w:rPr>
+          <w:rFonts w:ascii="Arial" w:eastAsia="Arial" w:hAnsi="Arial" w:cs="Cambria Math"/>
+          <w:color w:val="000000"/>
+          <w:sz w:val="18"/>
+          <w:highlight w:val="lightGray"/>
         </w:rPr>
         <w:t>‑</w:t>
       </w:r>
       <w:r>
         <w:rPr>
-          <w:b/>
-          <w:sz w:val="14"/>
-          <w:szCs w:val="14"/>
-          <w:shd w:val="clear" w:color="auto" w:fill="B7B7B7"/>
-        </w:rPr>
-        <w:t>5 Mini) at [8/22/2025]</w:t>
+          <w:rFonts w:ascii="Arial" w:eastAsia="Arial" w:hAnsi="Arial" w:cs="Arial"/>
+          <w:color w:val="000000"/>
+          <w:sz w:val="18"/>
+          <w:highlight w:val="lightGray"/>
+        </w:rPr>
+        <w:t xml:space="preserve">5 Mini)] </w:t>
+      </w:r>
+      <w:r>
+        <w:rPr>
+          <w:rFonts w:ascii="Arial" w:eastAsia="Arial" w:hAnsi="Arial" w:cs="Arial"/>
+          <w:b/>
+          <w:color w:val="000000"/>
+          <w:sz w:val="18"/>
+          <w:highlight w:val="lightGray"/>
+        </w:rPr>
+        <w:t>on</w:t>
+      </w:r>
+      <w:r>
+        <w:rPr>
+          <w:rFonts w:ascii="Arial" w:eastAsia="Arial" w:hAnsi="Arial"/>
+          <w:sz w:val="18"/>
+          <w:highlight w:val="lightGray"/>
+        </w:rPr>
+        <w:t xml:space="preserve"> [8/22/2025]</w:t>
       </w:r>
     </w:p>
     <w:p>
@@ -659,7 +765,7 @@
           <w:ilvl w:val="0"/>
           <w:numId w:val="1"/>
         </w:numPr>
-        <w:spacing w:before="240"/>
+        <w:spacing w:before="240" w:after="0" w:line="276" w:lineRule="auto"/>
         <w:rPr>
           <w:rFonts w:ascii="Roboto Mono" w:eastAsia="Roboto Mono" w:hAnsi="Roboto Mono" w:cs="Roboto Mono"/>
         </w:rPr>
@@ -685,6 +791,7 @@
           <w:ilvl w:val="1"/>
           <w:numId w:val="1"/>
         </w:numPr>
+        <w:spacing w:after="0" w:line="276" w:lineRule="auto"/>
         <w:rPr>
           <w:rFonts w:ascii="Roboto Mono" w:eastAsia="Roboto Mono" w:hAnsi="Roboto Mono" w:cs="Roboto Mono"/>
         </w:rPr>
@@ -708,6 +815,7 @@
           <w:ilvl w:val="1"/>
           <w:numId w:val="1"/>
         </w:numPr>
+        <w:spacing w:after="0" w:line="276" w:lineRule="auto"/>
         <w:rPr>
           <w:rFonts w:ascii="Roboto Mono" w:eastAsia="Roboto Mono" w:hAnsi="Roboto Mono" w:cs="Roboto Mono"/>
         </w:rPr>
@@ -731,6 +839,7 @@
           <w:ilvl w:val="0"/>
           <w:numId w:val="1"/>
         </w:numPr>
+        <w:spacing w:after="0" w:line="276" w:lineRule="auto"/>
         <w:rPr>
           <w:rFonts w:ascii="Roboto Mono" w:eastAsia="Roboto Mono" w:hAnsi="Roboto Mono" w:cs="Roboto Mono"/>
         </w:rPr>
@@ -756,6 +865,7 @@
           <w:ilvl w:val="1"/>
           <w:numId w:val="1"/>
         </w:numPr>
+        <w:spacing w:after="0" w:line="276" w:lineRule="auto"/>
         <w:rPr>
           <w:rFonts w:ascii="Roboto Mono" w:eastAsia="Roboto Mono" w:hAnsi="Roboto Mono" w:cs="Roboto Mono"/>
         </w:rPr>
@@ -779,6 +889,7 @@
           <w:ilvl w:val="1"/>
           <w:numId w:val="1"/>
         </w:numPr>
+        <w:spacing w:after="0" w:line="276" w:lineRule="auto"/>
         <w:rPr>
           <w:rFonts w:ascii="Roboto Mono" w:eastAsia="Roboto Mono" w:hAnsi="Roboto Mono" w:cs="Roboto Mono"/>
         </w:rPr>
@@ -802,6 +913,7 @@
           <w:ilvl w:val="0"/>
           <w:numId w:val="1"/>
         </w:numPr>
+        <w:spacing w:after="0" w:line="276" w:lineRule="auto"/>
         <w:rPr>
           <w:rFonts w:ascii="Roboto Mono" w:eastAsia="Roboto Mono" w:hAnsi="Roboto Mono" w:cs="Roboto Mono"/>
         </w:rPr>
@@ -827,6 +939,7 @@
           <w:ilvl w:val="1"/>
           <w:numId w:val="1"/>
         </w:numPr>
+        <w:spacing w:after="0" w:line="276" w:lineRule="auto"/>
         <w:rPr>
           <w:rFonts w:ascii="Roboto Mono" w:eastAsia="Roboto Mono" w:hAnsi="Roboto Mono" w:cs="Roboto Mono"/>
         </w:rPr>
@@ -850,6 +963,7 @@
           <w:ilvl w:val="1"/>
           <w:numId w:val="1"/>
         </w:numPr>
+        <w:spacing w:after="0" w:line="276" w:lineRule="auto"/>
         <w:rPr>
           <w:rFonts w:ascii="Roboto Mono" w:eastAsia="Roboto Mono" w:hAnsi="Roboto Mono" w:cs="Roboto Mono"/>
         </w:rPr>
@@ -873,6 +987,7 @@
           <w:ilvl w:val="0"/>
           <w:numId w:val="1"/>
         </w:numPr>
+        <w:spacing w:after="0" w:line="276" w:lineRule="auto"/>
         <w:rPr>
           <w:rFonts w:ascii="Roboto Mono" w:eastAsia="Roboto Mono" w:hAnsi="Roboto Mono" w:cs="Roboto Mono"/>
         </w:rPr>
@@ -898,6 +1013,7 @@
           <w:ilvl w:val="1"/>
           <w:numId w:val="1"/>
         </w:numPr>
+        <w:spacing w:after="0" w:line="276" w:lineRule="auto"/>
         <w:rPr>
           <w:rFonts w:ascii="Roboto Mono" w:eastAsia="Roboto Mono" w:hAnsi="Roboto Mono" w:cs="Roboto Mono"/>
         </w:rPr>
@@ -921,6 +1037,7 @@
           <w:ilvl w:val="1"/>
           <w:numId w:val="1"/>
         </w:numPr>
+        <w:spacing w:after="0" w:line="276" w:lineRule="auto"/>
         <w:rPr>
           <w:rFonts w:ascii="Roboto Mono" w:eastAsia="Roboto Mono" w:hAnsi="Roboto Mono" w:cs="Roboto Mono"/>
         </w:rPr>
@@ -944,6 +1061,7 @@
           <w:ilvl w:val="0"/>
           <w:numId w:val="1"/>
         </w:numPr>
+        <w:spacing w:after="0" w:line="276" w:lineRule="auto"/>
         <w:rPr>
           <w:rFonts w:ascii="Roboto Mono" w:eastAsia="Roboto Mono" w:hAnsi="Roboto Mono" w:cs="Roboto Mono"/>
         </w:rPr>
@@ -969,15 +1087,15 @@
           <w:ilvl w:val="1"/>
           <w:numId w:val="1"/>
         </w:numPr>
-        <w:rPr>
-          <w:rFonts w:ascii="Roboto Mono" w:eastAsia="Roboto Mono" w:hAnsi="Roboto Mono" w:cs="Roboto Mono"/>
-        </w:rPr>
-      </w:pPr>
-      <w:r>
-        <w:rPr>
-          <w:rFonts w:ascii="Roboto Mono" w:eastAsia="Roboto Mono" w:hAnsi="Roboto Mono" w:cs="Roboto Mono"/>
-        </w:rPr>
-        <w:lastRenderedPageBreak/>
+        <w:spacing w:after="0" w:line="276" w:lineRule="auto"/>
+        <w:rPr>
+          <w:rFonts w:ascii="Roboto Mono" w:eastAsia="Roboto Mono" w:hAnsi="Roboto Mono" w:cs="Roboto Mono"/>
+        </w:rPr>
+      </w:pPr>
+      <w:r>
+        <w:rPr>
+          <w:rFonts w:ascii="Roboto Mono" w:eastAsia="Roboto Mono" w:hAnsi="Roboto Mono" w:cs="Roboto Mono"/>
+        </w:rPr>
         <w:t>Does the ATM software run correctly on different hardware models?</w:t>
       </w:r>
       <w:r>
@@ -993,7 +1111,7 @@
           <w:ilvl w:val="1"/>
           <w:numId w:val="1"/>
         </w:numPr>
-        <w:spacing w:after="240"/>
+        <w:spacing w:after="240" w:line="276" w:lineRule="auto"/>
         <w:rPr>
           <w:rFonts w:ascii="Roboto Mono" w:eastAsia="Roboto Mono" w:hAnsi="Roboto Mono" w:cs="Roboto Mono"/>
         </w:rPr>
@@ -1013,7 +1131,7 @@
     </w:p>
     <w:p>
       <w:r>
-        <w:pict w14:anchorId="20AC2FFD">
+        <w:pict w14:anchorId="190E093C">
           <v:rect id="_x0000_i1028" style="width:0;height:1.5pt" o:hralign="center" o:hrstd="t" o:hr="t" fillcolor="#a0a0a0" stroked="f"/>
         </w:pict>
       </w:r>
@@ -1037,51 +1155,77 @@
       </w:pPr>
       <w:r>
         <w:rPr>
-          <w:b/>
-          <w:shd w:val="clear" w:color="auto" w:fill="B7B7B7"/>
-        </w:rPr>
-        <w:t># Source</w:t>
-      </w:r>
-      <w:r>
-        <w:rPr>
-          <w:shd w:val="clear" w:color="auto" w:fill="B7B7B7"/>
-        </w:rPr>
-        <w:t xml:space="preserve">: </w:t>
-      </w:r>
-      <w:r>
-        <w:rPr>
-          <w:b/>
-          <w:shd w:val="clear" w:color="auto" w:fill="B7B7B7"/>
-        </w:rPr>
-        <w:t xml:space="preserve">Chatgpt </w:t>
-      </w:r>
-      <w:r>
-        <w:rPr>
-          <w:b/>
-          <w:sz w:val="14"/>
-          <w:szCs w:val="14"/>
-          <w:shd w:val="clear" w:color="auto" w:fill="B7B7B7"/>
-        </w:rPr>
-        <w:t>(GPT</w:t>
-      </w:r>
-      <w:r>
-        <w:rPr>
-          <w:rFonts w:ascii="Cambria Math" w:hAnsi="Cambria Math" w:cs="Cambria Math"/>
-          <w:b/>
-          <w:sz w:val="14"/>
-          <w:szCs w:val="14"/>
-          <w:shd w:val="clear" w:color="auto" w:fill="B7B7B7"/>
+          <w:rFonts w:ascii="Arial" w:eastAsia="Arial" w:hAnsi="Arial" w:cs="Arial"/>
+          <w:b/>
+          <w:color w:val="000000"/>
+          <w:sz w:val="18"/>
+          <w:highlight w:val="lightGray"/>
+        </w:rPr>
+        <w:t># Source: AI Source: Provided by: [Data Path</w:t>
+      </w:r>
+      <w:r>
+        <w:rPr>
+          <w:rFonts w:ascii="Arial" w:eastAsia="Arial" w:hAnsi="Arial" w:cs="Arial"/>
+          <w:color w:val="000000"/>
+          <w:sz w:val="18"/>
+          <w:highlight w:val="lightGray"/>
+        </w:rPr>
+        <w:t xml:space="preserve">: Persons Table -&gt; ID Column: 1, Name_En Column: Motasem Essam] -&gt; </w:t>
+      </w:r>
+      <w:r>
+        <w:rPr>
+          <w:rFonts w:ascii="Arial" w:eastAsia="Arial" w:hAnsi="Arial" w:cs="Arial"/>
+          <w:b/>
+          <w:color w:val="000000"/>
+          <w:sz w:val="18"/>
+          <w:highlight w:val="lightGray"/>
+        </w:rPr>
+        <w:t>From:</w:t>
+      </w:r>
+      <w:r>
+        <w:rPr>
+          <w:rFonts w:ascii="Arial" w:eastAsia="Arial" w:hAnsi="Arial" w:cs="Arial"/>
+          <w:color w:val="000000"/>
+          <w:sz w:val="18"/>
+          <w:highlight w:val="lightGray"/>
+        </w:rPr>
+        <w:t xml:space="preserve"> [Chatgpt (GPT</w:t>
+      </w:r>
+      <w:r>
+        <w:rPr>
+          <w:rFonts w:ascii="Arial" w:eastAsia="Arial" w:hAnsi="Arial" w:cs="Cambria Math"/>
+          <w:color w:val="000000"/>
+          <w:sz w:val="18"/>
+          <w:highlight w:val="lightGray"/>
         </w:rPr>
         <w:t>‑</w:t>
       </w:r>
       <w:r>
         <w:rPr>
-          <w:b/>
-          <w:sz w:val="14"/>
-          <w:szCs w:val="14"/>
-          <w:shd w:val="clear" w:color="auto" w:fill="B7B7B7"/>
-        </w:rPr>
-        <w:t>5 Mini) at [8/22/2025]</w:t>
+          <w:rFonts w:ascii="Arial" w:eastAsia="Arial" w:hAnsi="Arial" w:cs="Arial"/>
+          <w:color w:val="000000"/>
+          <w:sz w:val="18"/>
+          <w:highlight w:val="lightGray"/>
+        </w:rPr>
+        <w:t xml:space="preserve">5 Mini)] </w:t>
+      </w:r>
+      <w:r>
+        <w:rPr>
+          <w:rFonts w:ascii="Arial" w:eastAsia="Arial" w:hAnsi="Arial" w:cs="Arial"/>
+          <w:b/>
+          <w:color w:val="000000"/>
+          <w:sz w:val="18"/>
+          <w:highlight w:val="lightGray"/>
+        </w:rPr>
+        <w:t>on</w:t>
+      </w:r>
+      <w:r>
+        <w:rPr>
+          <w:rFonts w:ascii="Arial" w:eastAsia="Arial" w:hAnsi="Arial"/>
+          <w:sz w:val="18"/>
+          <w:highlight w:val="lightGray"/>
+        </w:rPr>
+        <w:t xml:space="preserve"> [8/22/2025]</w:t>
       </w:r>
     </w:p>
     <w:p>
@@ -1090,7 +1234,7 @@
           <w:ilvl w:val="0"/>
           <w:numId w:val="2"/>
         </w:numPr>
-        <w:spacing w:before="240"/>
+        <w:spacing w:before="240" w:after="0" w:line="276" w:lineRule="auto"/>
       </w:pPr>
       <w:r>
         <w:rPr>
@@ -1111,6 +1255,7 @@
           <w:ilvl w:val="0"/>
           <w:numId w:val="2"/>
         </w:numPr>
+        <w:spacing w:after="0" w:line="276" w:lineRule="auto"/>
       </w:pPr>
       <w:r>
         <w:rPr>
@@ -1131,6 +1276,7 @@
           <w:ilvl w:val="0"/>
           <w:numId w:val="2"/>
         </w:numPr>
+        <w:spacing w:after="0" w:line="276" w:lineRule="auto"/>
       </w:pPr>
       <w:r>
         <w:rPr>
@@ -1151,6 +1297,7 @@
           <w:ilvl w:val="0"/>
           <w:numId w:val="2"/>
         </w:numPr>
+        <w:spacing w:after="0" w:line="276" w:lineRule="auto"/>
       </w:pPr>
       <w:r>
         <w:rPr>
@@ -1171,6 +1318,7 @@
           <w:ilvl w:val="0"/>
           <w:numId w:val="2"/>
         </w:numPr>
+        <w:spacing w:after="0" w:line="276" w:lineRule="auto"/>
       </w:pPr>
       <w:r>
         <w:rPr>
@@ -1191,7 +1339,7 @@
           <w:ilvl w:val="0"/>
           <w:numId w:val="2"/>
         </w:numPr>
-        <w:spacing w:after="240"/>
+        <w:spacing w:after="240" w:line="276" w:lineRule="auto"/>
       </w:pPr>
       <w:r>
         <w:rPr>
@@ -1208,7 +1356,7 @@
     </w:p>
     <w:p>
       <w:r>
-        <w:pict w14:anchorId="08B9CF8F">
+        <w:pict w14:anchorId="4A84FF7D">
           <v:rect id="_x0000_i1029" style="width:0;height:1.5pt" o:hralign="center" o:hrstd="t" o:hr="t" fillcolor="#a0a0a0" stroked="f"/>
         </w:pict>
       </w:r>
@@ -1232,51 +1380,77 @@
       </w:pPr>
       <w:r>
         <w:rPr>
-          <w:b/>
-          <w:shd w:val="clear" w:color="auto" w:fill="B7B7B7"/>
-        </w:rPr>
-        <w:t># Source</w:t>
-      </w:r>
-      <w:r>
-        <w:rPr>
-          <w:shd w:val="clear" w:color="auto" w:fill="B7B7B7"/>
-        </w:rPr>
-        <w:t xml:space="preserve">: </w:t>
-      </w:r>
-      <w:r>
-        <w:rPr>
-          <w:b/>
-          <w:shd w:val="clear" w:color="auto" w:fill="B7B7B7"/>
-        </w:rPr>
-        <w:t xml:space="preserve">Chatgpt </w:t>
-      </w:r>
-      <w:r>
-        <w:rPr>
-          <w:b/>
-          <w:sz w:val="14"/>
-          <w:szCs w:val="14"/>
-          <w:shd w:val="clear" w:color="auto" w:fill="B7B7B7"/>
-        </w:rPr>
-        <w:t>(GPT</w:t>
-      </w:r>
-      <w:r>
-        <w:rPr>
-          <w:rFonts w:ascii="Cambria Math" w:hAnsi="Cambria Math" w:cs="Cambria Math"/>
-          <w:b/>
-          <w:sz w:val="14"/>
-          <w:szCs w:val="14"/>
-          <w:shd w:val="clear" w:color="auto" w:fill="B7B7B7"/>
+          <w:rFonts w:ascii="Arial" w:eastAsia="Arial" w:hAnsi="Arial" w:cs="Arial"/>
+          <w:b/>
+          <w:color w:val="000000"/>
+          <w:sz w:val="18"/>
+          <w:highlight w:val="lightGray"/>
+        </w:rPr>
+        <w:t># Source: AI Source: Provided by: [Data Path</w:t>
+      </w:r>
+      <w:r>
+        <w:rPr>
+          <w:rFonts w:ascii="Arial" w:eastAsia="Arial" w:hAnsi="Arial" w:cs="Arial"/>
+          <w:color w:val="000000"/>
+          <w:sz w:val="18"/>
+          <w:highlight w:val="lightGray"/>
+        </w:rPr>
+        <w:t xml:space="preserve">: Persons Table -&gt; ID Column: 1, Name_En Column: Motasem Essam] -&gt; </w:t>
+      </w:r>
+      <w:r>
+        <w:rPr>
+          <w:rFonts w:ascii="Arial" w:eastAsia="Arial" w:hAnsi="Arial" w:cs="Arial"/>
+          <w:b/>
+          <w:color w:val="000000"/>
+          <w:sz w:val="18"/>
+          <w:highlight w:val="lightGray"/>
+        </w:rPr>
+        <w:t>From:</w:t>
+      </w:r>
+      <w:r>
+        <w:rPr>
+          <w:rFonts w:ascii="Arial" w:eastAsia="Arial" w:hAnsi="Arial" w:cs="Arial"/>
+          <w:color w:val="000000"/>
+          <w:sz w:val="18"/>
+          <w:highlight w:val="lightGray"/>
+        </w:rPr>
+        <w:t xml:space="preserve"> [Chatgpt (GPT</w:t>
+      </w:r>
+      <w:r>
+        <w:rPr>
+          <w:rFonts w:ascii="Arial" w:eastAsia="Arial" w:hAnsi="Arial" w:cs="Cambria Math"/>
+          <w:color w:val="000000"/>
+          <w:sz w:val="18"/>
+          <w:highlight w:val="lightGray"/>
         </w:rPr>
         <w:t>‑</w:t>
       </w:r>
       <w:r>
         <w:rPr>
-          <w:b/>
-          <w:sz w:val="14"/>
-          <w:szCs w:val="14"/>
-          <w:shd w:val="clear" w:color="auto" w:fill="B7B7B7"/>
-        </w:rPr>
-        <w:t>5 Mini) at [8/22/2025]</w:t>
+          <w:rFonts w:ascii="Arial" w:eastAsia="Arial" w:hAnsi="Arial" w:cs="Arial"/>
+          <w:color w:val="000000"/>
+          <w:sz w:val="18"/>
+          <w:highlight w:val="lightGray"/>
+        </w:rPr>
+        <w:t xml:space="preserve">5 Mini)] </w:t>
+      </w:r>
+      <w:r>
+        <w:rPr>
+          <w:rFonts w:ascii="Arial" w:eastAsia="Arial" w:hAnsi="Arial" w:cs="Arial"/>
+          <w:b/>
+          <w:color w:val="000000"/>
+          <w:sz w:val="18"/>
+          <w:highlight w:val="lightGray"/>
+        </w:rPr>
+        <w:t>on</w:t>
+      </w:r>
+      <w:r>
+        <w:rPr>
+          <w:rFonts w:ascii="Arial" w:eastAsia="Arial" w:hAnsi="Arial"/>
+          <w:sz w:val="18"/>
+          <w:highlight w:val="lightGray"/>
+        </w:rPr>
+        <w:t xml:space="preserve"> [8/22/2025]</w:t>
       </w:r>
     </w:p>
     <w:p>
@@ -1285,7 +1459,7 @@
           <w:ilvl w:val="0"/>
           <w:numId w:val="6"/>
         </w:numPr>
-        <w:spacing w:before="240"/>
+        <w:spacing w:before="240" w:after="0" w:line="276" w:lineRule="auto"/>
       </w:pPr>
       <w:r>
         <w:t xml:space="preserve">Ensures system is not just functional but also </w:t>
@@ -1309,6 +1483,7 @@
           <w:ilvl w:val="0"/>
           <w:numId w:val="6"/>
         </w:numPr>
+        <w:spacing w:after="0" w:line="276" w:lineRule="auto"/>
       </w:pPr>
       <w:r>
         <w:t xml:space="preserve">Improves </w:t>
@@ -1332,7 +1507,7 @@
           <w:ilvl w:val="0"/>
           <w:numId w:val="6"/>
         </w:numPr>
-        <w:spacing w:after="240"/>
+        <w:spacing w:after="240" w:line="276" w:lineRule="auto"/>
       </w:pPr>
       <w:r>
         <w:t xml:space="preserve">Helps meet </w:t>
@@ -1352,7 +1527,7 @@
     </w:p>
     <w:p>
       <w:r>
-        <w:pict w14:anchorId="5B5C61D6">
+        <w:pict w14:anchorId="6B4A3D31">
           <v:rect id="_x0000_i1030" style="width:0;height:1.5pt" o:hralign="center" o:hrstd="t" o:hr="t" fillcolor="#a0a0a0" stroked="f"/>
         </w:pict>
       </w:r>
@@ -1376,52 +1551,77 @@
       </w:pPr>
       <w:r>
         <w:rPr>
-          <w:b/>
-          <w:shd w:val="clear" w:color="auto" w:fill="B7B7B7"/>
-        </w:rPr>
-        <w:lastRenderedPageBreak/>
-        <w:t># Source</w:t>
-      </w:r>
-      <w:r>
-        <w:rPr>
-          <w:shd w:val="clear" w:color="auto" w:fill="B7B7B7"/>
-        </w:rPr>
-        <w:t xml:space="preserve">: </w:t>
-      </w:r>
-      <w:r>
-        <w:rPr>
-          <w:b/>
-          <w:shd w:val="clear" w:color="auto" w:fill="B7B7B7"/>
-        </w:rPr>
-        <w:t xml:space="preserve">Chatgpt </w:t>
-      </w:r>
-      <w:r>
-        <w:rPr>
-          <w:b/>
-          <w:sz w:val="14"/>
-          <w:szCs w:val="14"/>
-          <w:shd w:val="clear" w:color="auto" w:fill="B7B7B7"/>
-        </w:rPr>
-        <w:t>(GPT</w:t>
-      </w:r>
-      <w:r>
-        <w:rPr>
-          <w:rFonts w:ascii="Cambria Math" w:hAnsi="Cambria Math" w:cs="Cambria Math"/>
-          <w:b/>
-          <w:sz w:val="14"/>
-          <w:szCs w:val="14"/>
-          <w:shd w:val="clear" w:color="auto" w:fill="B7B7B7"/>
+          <w:rFonts w:ascii="Arial" w:eastAsia="Arial" w:hAnsi="Arial" w:cs="Arial"/>
+          <w:b/>
+          <w:color w:val="000000"/>
+          <w:sz w:val="18"/>
+          <w:highlight w:val="lightGray"/>
+        </w:rPr>
+        <w:t># Source: AI Source: Provided by: [Data Path</w:t>
+      </w:r>
+      <w:r>
+        <w:rPr>
+          <w:rFonts w:ascii="Arial" w:eastAsia="Arial" w:hAnsi="Arial" w:cs="Arial"/>
+          <w:color w:val="000000"/>
+          <w:sz w:val="18"/>
+          <w:highlight w:val="lightGray"/>
+        </w:rPr>
+        <w:t xml:space="preserve">: Persons Table -&gt; ID Column: 1, Name_En Column: Motasem Essam] -&gt; </w:t>
+      </w:r>
+      <w:r>
+        <w:rPr>
+          <w:rFonts w:ascii="Arial" w:eastAsia="Arial" w:hAnsi="Arial" w:cs="Arial"/>
+          <w:b/>
+          <w:color w:val="000000"/>
+          <w:sz w:val="18"/>
+          <w:highlight w:val="lightGray"/>
+        </w:rPr>
+        <w:t>From:</w:t>
+      </w:r>
+      <w:r>
+        <w:rPr>
+          <w:rFonts w:ascii="Arial" w:eastAsia="Arial" w:hAnsi="Arial" w:cs="Arial"/>
+          <w:color w:val="000000"/>
+          <w:sz w:val="18"/>
+          <w:highlight w:val="lightGray"/>
+        </w:rPr>
+        <w:t xml:space="preserve"> [Chatgpt (GPT</w:t>
+      </w:r>
+      <w:r>
+        <w:rPr>
+          <w:rFonts w:ascii="Arial" w:eastAsia="Arial" w:hAnsi="Arial" w:cs="Cambria Math"/>
+          <w:color w:val="000000"/>
+          <w:sz w:val="18"/>
+          <w:highlight w:val="lightGray"/>
         </w:rPr>
         <w:t>‑</w:t>
       </w:r>
       <w:r>
         <w:rPr>
-          <w:b/>
-          <w:sz w:val="14"/>
-          <w:szCs w:val="14"/>
-          <w:shd w:val="clear" w:color="auto" w:fill="B7B7B7"/>
-        </w:rPr>
-        <w:t>5 Mini) at [8/22/2025]</w:t>
+          <w:rFonts w:ascii="Arial" w:eastAsia="Arial" w:hAnsi="Arial" w:cs="Arial"/>
+          <w:color w:val="000000"/>
+          <w:sz w:val="18"/>
+          <w:highlight w:val="lightGray"/>
+        </w:rPr>
+        <w:t xml:space="preserve">5 Mini)] </w:t>
+      </w:r>
+      <w:r>
+        <w:rPr>
+          <w:rFonts w:ascii="Arial" w:eastAsia="Arial" w:hAnsi="Arial" w:cs="Arial"/>
+          <w:b/>
+          <w:color w:val="000000"/>
+          <w:sz w:val="18"/>
+          <w:highlight w:val="lightGray"/>
+        </w:rPr>
+        <w:t>on</w:t>
+      </w:r>
+      <w:r>
+        <w:rPr>
+          <w:rFonts w:ascii="Arial" w:eastAsia="Arial" w:hAnsi="Arial"/>
+          <w:sz w:val="18"/>
+          <w:highlight w:val="lightGray"/>
+        </w:rPr>
+        <w:t xml:space="preserve"> [8/22/2025]</w:t>
       </w:r>
     </w:p>
     <w:p>
@@ -1430,7 +1630,7 @@
           <w:ilvl w:val="0"/>
           <w:numId w:val="3"/>
         </w:numPr>
-        <w:spacing w:before="240"/>
+        <w:spacing w:before="240" w:after="0" w:line="276" w:lineRule="auto"/>
       </w:pPr>
       <w:r>
         <w:rPr>
@@ -1464,6 +1664,7 @@
           <w:ilvl w:val="0"/>
           <w:numId w:val="3"/>
         </w:numPr>
+        <w:spacing w:after="0" w:line="276" w:lineRule="auto"/>
       </w:pPr>
       <w:r>
         <w:rPr>
@@ -1497,7 +1698,7 @@
           <w:ilvl w:val="0"/>
           <w:numId w:val="3"/>
         </w:numPr>
-        <w:spacing w:after="240"/>
+        <w:spacing w:after="240" w:line="276" w:lineRule="auto"/>
       </w:pPr>
       <w:r>
         <w:rPr>
@@ -1527,7 +1728,7 @@
     </w:p>
     <w:p>
       <w:r>
-        <w:pict w14:anchorId="02223420">
+        <w:pict w14:anchorId="1A1A7864">
           <v:rect id="_x0000_i1031" style="width:0;height:1.5pt" o:hralign="center" o:hrstd="t" o:hr="t" fillcolor="#a0a0a0" stroked="f"/>
         </w:pict>
       </w:r>
@@ -1576,19 +1777,20 @@
     </w:p>
     <w:p>
       <w:r>
-        <w:pict w14:anchorId="753659E2">
+        <w:pict w14:anchorId="048943E9">
           <v:rect id="_x0000_i1032" style="width:0;height:1.5pt" o:hralign="center" o:hrstd="t" o:hr="t" fillcolor="#a0a0a0" stroked="f"/>
         </w:pict>
       </w:r>
     </w:p>
+    <w:p/>
     <w:p/>
     <w:p/>
     <w:p/>
     <w:sectPr>
       <w:pgSz w:w="12240" w:h="15840"/>
       <w:pgMar w:top="1440" w:right="1440" w:bottom="1440" w:left="1440" w:header="720" w:footer="720" w:gutter="0"/>
-      <w:pgNumType w:start="1"/>
       <w:cols w:space="720"/>
+      <w:docGrid w:linePitch="360"/>
     </w:sectPr>
   </w:body>
 </w:document>
@@ -2695,18 +2897,6 @@
   <w:style w:type="paragraph" w:default="1" w:styleId="Normal">
     <w:name w:val="Normal"/>
     <w:qFormat/>
-    <w:rsid w:val="00422D48"/>
-    <w:pPr>
-      <w:spacing w:after="0" w:line="276" w:lineRule="auto"/>
-    </w:pPr>
-    <w:rPr>
-      <w:rFonts w:ascii="Arial" w:eastAsia="Arial" w:hAnsi="Arial" w:cs="Arial"/>
-      <w:kern w:val="0"/>
-      <w:sz w:val="22"/>
-      <w:szCs w:val="22"/>
-      <w:lang w:val="en"/>
-      <w14:ligatures w14:val="none"/>
-    </w:rPr>
   </w:style>
   <w:style w:type="paragraph" w:styleId="Heading1">
     <w:name w:val="heading 1"/>
@@ -2715,7 +2905,7 @@
     <w:link w:val="Heading1Char"/>
     <w:uiPriority w:val="9"/>
     <w:qFormat/>
-    <w:rsid w:val="001A0ACA"/>
+    <w:rsid w:val="008D0166"/>
     <w:pPr>
       <w:keepNext/>
       <w:keepLines/>
@@ -2737,7 +2927,7 @@
     <w:uiPriority w:val="9"/>
     <w:unhideWhenUsed/>
     <w:qFormat/>
-    <w:rsid w:val="001A0ACA"/>
+    <w:rsid w:val="008D0166"/>
     <w:pPr>
       <w:keepNext/>
       <w:keepLines/>
@@ -2760,7 +2950,7 @@
     <w:semiHidden/>
     <w:unhideWhenUsed/>
     <w:qFormat/>
-    <w:rsid w:val="001A0ACA"/>
+    <w:rsid w:val="008D0166"/>
     <w:pPr>
       <w:keepNext/>
       <w:keepLines/>
@@ -2783,7 +2973,7 @@
     <w:semiHidden/>
     <w:unhideWhenUsed/>
     <w:qFormat/>
-    <w:rsid w:val="001A0ACA"/>
+    <w:rsid w:val="008D0166"/>
     <w:pPr>
       <w:keepNext/>
       <w:keepLines/>
@@ -2806,7 +2996,7 @@
     <w:semiHidden/>
     <w:unhideWhenUsed/>
     <w:qFormat/>
-    <w:rsid w:val="001A0ACA"/>
+    <w:rsid w:val="008D0166"/>
     <w:pPr>
       <w:keepNext/>
       <w:keepLines/>
@@ -2827,11 +3017,11 @@
     <w:semiHidden/>
     <w:unhideWhenUsed/>
     <w:qFormat/>
-    <w:rsid w:val="001A0ACA"/>
+    <w:rsid w:val="008D0166"/>
     <w:pPr>
       <w:keepNext/>
       <w:keepLines/>
-      <w:spacing w:before="40"/>
+      <w:spacing w:before="40" w:after="0"/>
       <w:outlineLvl w:val="5"/>
     </w:pPr>
     <w:rPr>
@@ -2850,11 +3040,11 @@
     <w:semiHidden/>
     <w:unhideWhenUsed/>
     <w:qFormat/>
-    <w:rsid w:val="001A0ACA"/>
+    <w:rsid w:val="008D0166"/>
     <w:pPr>
       <w:keepNext/>
       <w:keepLines/>
-      <w:spacing w:before="40"/>
+      <w:spacing w:before="40" w:after="0"/>
       <w:outlineLvl w:val="6"/>
     </w:pPr>
     <w:rPr>
@@ -2871,10 +3061,11 @@
     <w:semiHidden/>
     <w:unhideWhenUsed/>
     <w:qFormat/>
-    <w:rsid w:val="001A0ACA"/>
+    <w:rsid w:val="008D0166"/>
     <w:pPr>
       <w:keepNext/>
       <w:keepLines/>
+      <w:spacing w:after="0"/>
       <w:outlineLvl w:val="7"/>
     </w:pPr>
     <w:rPr>
@@ -2893,10 +3084,11 @@
     <w:semiHidden/>
     <w:unhideWhenUsed/>
     <w:qFormat/>
-    <w:rsid w:val="001A0ACA"/>
+    <w:rsid w:val="008D0166"/>
     <w:pPr>
       <w:keepNext/>
       <w:keepLines/>
+      <w:spacing w:after="0"/>
       <w:outlineLvl w:val="8"/>
     </w:pPr>
     <w:rPr>
@@ -2936,7 +3128,7 @@
     <w:basedOn w:val="DefaultParagraphFont"/>
     <w:link w:val="Heading1"/>
     <w:uiPriority w:val="9"/>
-    <w:rsid w:val="001A0ACA"/>
+    <w:rsid w:val="008D0166"/>
     <w:rPr>
       <w:rFonts w:asciiTheme="majorHAnsi" w:eastAsiaTheme="majorEastAsia" w:hAnsiTheme="majorHAnsi" w:cstheme="majorBidi"/>
       <w:color w:val="2F5496" w:themeColor="accent1" w:themeShade="BF"/>
@@ -2949,7 +3141,7 @@
     <w:basedOn w:val="DefaultParagraphFont"/>
     <w:link w:val="Heading2"/>
     <w:uiPriority w:val="9"/>
-    <w:rsid w:val="001A0ACA"/>
+    <w:rsid w:val="008D0166"/>
     <w:rPr>
       <w:rFonts w:asciiTheme="majorHAnsi" w:eastAsiaTheme="majorEastAsia" w:hAnsiTheme="majorHAnsi" w:cstheme="majorBidi"/>
       <w:color w:val="2F5496" w:themeColor="accent1" w:themeShade="BF"/>
@@ -2963,7 +3155,7 @@
     <w:link w:val="Heading3"/>
     <w:uiPriority w:val="9"/>
     <w:semiHidden/>
-    <w:rsid w:val="001A0ACA"/>
+    <w:rsid w:val="008D0166"/>
     <w:rPr>
       <w:rFonts w:eastAsiaTheme="majorEastAsia" w:cstheme="majorBidi"/>
       <w:color w:val="2F5496" w:themeColor="accent1" w:themeShade="BF"/>
@@ -2977,7 +3169,7 @@
     <w:link w:val="Heading4"/>
     <w:uiPriority w:val="9"/>
     <w:semiHidden/>
-    <w:rsid w:val="001A0ACA"/>
+    <w:rsid w:val="008D0166"/>
     <w:rPr>
       <w:rFonts w:eastAsiaTheme="majorEastAsia" w:cstheme="majorBidi"/>
       <w:i/>
@@ -2991,7 +3183,7 @@
     <w:link w:val="Heading5"/>
     <w:uiPriority w:val="9"/>
     <w:semiHidden/>
-    <w:rsid w:val="001A0ACA"/>
+    <w:rsid w:val="008D0166"/>
     <w:rPr>
       <w:rFonts w:eastAsiaTheme="majorEastAsia" w:cstheme="majorBidi"/>
       <w:color w:val="2F5496" w:themeColor="accent1" w:themeShade="BF"/>
@@ -3003,7 +3195,7 @@
     <w:link w:val="Heading6"/>
     <w:uiPriority w:val="9"/>
     <w:semiHidden/>
-    <w:rsid w:val="001A0ACA"/>
+    <w:rsid w:val="008D0166"/>
     <w:rPr>
       <w:rFonts w:eastAsiaTheme="majorEastAsia" w:cstheme="majorBidi"/>
       <w:i/>
@@ -3017,7 +3209,7 @@
     <w:link w:val="Heading7"/>
     <w:uiPriority w:val="9"/>
     <w:semiHidden/>
-    <w:rsid w:val="001A0ACA"/>
+    <w:rsid w:val="008D0166"/>
     <w:rPr>
       <w:rFonts w:eastAsiaTheme="majorEastAsia" w:cstheme="majorBidi"/>
       <w:color w:val="595959" w:themeColor="text1" w:themeTint="A6"/>
@@ -3029,7 +3221,7 @@
     <w:link w:val="Heading8"/>
     <w:uiPriority w:val="9"/>
     <w:semiHidden/>
-    <w:rsid w:val="001A0ACA"/>
+    <w:rsid w:val="008D0166"/>
     <w:rPr>
       <w:rFonts w:eastAsiaTheme="majorEastAsia" w:cstheme="majorBidi"/>
       <w:i/>
@@ -3043,7 +3235,7 @@
     <w:link w:val="Heading9"/>
     <w:uiPriority w:val="9"/>
     <w:semiHidden/>
-    <w:rsid w:val="001A0ACA"/>
+    <w:rsid w:val="008D0166"/>
     <w:rPr>
       <w:rFonts w:eastAsiaTheme="majorEastAsia" w:cstheme="majorBidi"/>
       <w:color w:val="272727" w:themeColor="text1" w:themeTint="D8"/>
@@ -3056,7 +3248,7 @@
     <w:link w:val="TitleChar"/>
     <w:uiPriority w:val="10"/>
     <w:qFormat/>
-    <w:rsid w:val="001A0ACA"/>
+    <w:rsid w:val="008D0166"/>
     <w:pPr>
       <w:spacing w:after="80" w:line="240" w:lineRule="auto"/>
       <w:contextualSpacing/>
@@ -3074,7 +3266,7 @@
     <w:basedOn w:val="DefaultParagraphFont"/>
     <w:link w:val="Title"/>
     <w:uiPriority w:val="10"/>
-    <w:rsid w:val="001A0ACA"/>
+    <w:rsid w:val="008D0166"/>
     <w:rPr>
       <w:rFonts w:asciiTheme="majorHAnsi" w:eastAsiaTheme="majorEastAsia" w:hAnsiTheme="majorHAnsi" w:cstheme="majorBidi"/>
       <w:spacing w:val="-10"/>
@@ -3090,7 +3282,7 @@
     <w:link w:val="SubtitleChar"/>
     <w:uiPriority w:val="11"/>
     <w:qFormat/>
-    <w:rsid w:val="001A0ACA"/>
+    <w:rsid w:val="008D0166"/>
     <w:pPr>
       <w:numPr>
         <w:ilvl w:val="1"/>
@@ -3109,7 +3301,7 @@
     <w:basedOn w:val="DefaultParagraphFont"/>
     <w:link w:val="Subtitle"/>
     <w:uiPriority w:val="11"/>
-    <w:rsid w:val="001A0ACA"/>
+    <w:rsid w:val="008D0166"/>
     <w:rPr>
       <w:rFonts w:eastAsiaTheme="majorEastAsia" w:cstheme="majorBidi"/>
       <w:color w:val="595959" w:themeColor="text1" w:themeTint="A6"/>
@@ -3125,7 +3317,7 @@
     <w:link w:val="QuoteChar"/>
     <w:uiPriority w:val="29"/>
     <w:qFormat/>
-    <w:rsid w:val="001A0ACA"/>
+    <w:rsid w:val="008D0166"/>
     <w:pPr>
       <w:spacing w:before="160"/>
       <w:jc w:val="center"/>
@@ -3141,7 +3333,7 @@
     <w:basedOn w:val="DefaultParagraphFont"/>
     <w:link w:val="Quote"/>
     <w:uiPriority w:val="29"/>
-    <w:rsid w:val="001A0ACA"/>
+    <w:rsid w:val="008D0166"/>
     <w:rPr>
       <w:i/>
       <w:iCs/>
@@ -3153,7 +3345,7 @@
     <w:basedOn w:val="Normal"/>
     <w:uiPriority w:val="34"/>
     <w:qFormat/>
-    <w:rsid w:val="001A0ACA"/>
+    <w:rsid w:val="008D0166"/>
     <w:pPr>
       <w:ind w:left="720"/>
       <w:contextualSpacing/>
@@ -3164,7 +3356,7 @@
     <w:basedOn w:val="DefaultParagraphFont"/>
     <w:uiPriority w:val="21"/>
     <w:qFormat/>
-    <w:rsid w:val="001A0ACA"/>
+    <w:rsid w:val="008D0166"/>
     <w:rPr>
       <w:i/>
       <w:iCs/>
@@ -3178,7 +3370,7 @@
     <w:link w:val="IntenseQuoteChar"/>
     <w:uiPriority w:val="30"/>
     <w:qFormat/>
-    <w:rsid w:val="001A0ACA"/>
+    <w:rsid w:val="008D0166"/>
     <w:pPr>
       <w:pBdr>
         <w:top w:val="single" w:sz="4" w:space="10" w:color="2F5496" w:themeColor="accent1" w:themeShade="BF"/>
@@ -3199,7 +3391,7 @@
     <w:basedOn w:val="DefaultParagraphFont"/>
     <w:link w:val="IntenseQuote"/>
     <w:uiPriority w:val="30"/>
-    <w:rsid w:val="001A0ACA"/>
+    <w:rsid w:val="008D0166"/>
     <w:rPr>
       <w:i/>
       <w:iCs/>
@@ -3211,7 +3403,7 @@
     <w:basedOn w:val="DefaultParagraphFont"/>
     <w:uiPriority w:val="32"/>
     <w:qFormat/>
-    <w:rsid w:val="001A0ACA"/>
+    <w:rsid w:val="008D0166"/>
     <w:rPr>
       <w:b/>
       <w:bCs/>
